--- a/Lab4.docx
+++ b/Lab4.docx
@@ -8,7 +8,6 @@
           <w:color w:val="0070C0"/>
           <w:sz w:val="48"/>
           <w:szCs w:val="48"/>
-          <w:lang w:val="en-US"/>
         </w:rPr>
       </w:pPr>
       <w:r>
@@ -24,12 +23,9 @@
           <w:color w:val="0070C0"/>
           <w:sz w:val="48"/>
           <w:szCs w:val="48"/>
-          <w:lang w:val="en-US"/>
         </w:rPr>
         <w:t>:</w:t>
       </w:r>
-      <w:bookmarkStart w:id="0" w:name="_GoBack"/>
-      <w:bookmarkEnd w:id="0"/>
     </w:p>
     <w:p>
       <w:pPr>
@@ -3557,8 +3553,36 @@
       <w:pPr>
         <w:spacing w:after="0"/>
       </w:pPr>
-      <w:r>
-        <w:t xml:space="preserve">Видно,  что теперь </w:t>
+      <w:proofErr w:type="gramStart"/>
+      <w:r>
+        <w:t>Видно,  что</w:t>
+      </w:r>
+      <w:proofErr w:type="gramEnd"/>
+      <w:r>
+        <w:t xml:space="preserve"> </w:t>
+      </w:r>
+      <w:r>
+        <w:t xml:space="preserve">после внесения изменений в файл </w:t>
+      </w:r>
+      <w:r>
+        <w:rPr>
+          <w:lang w:val="en-US"/>
+        </w:rPr>
+        <w:t>values</w:t>
+      </w:r>
+      <w:r>
+        <w:t>.</w:t>
+      </w:r>
+      <w:proofErr w:type="spellStart"/>
+      <w:r>
+        <w:rPr>
+          <w:lang w:val="en-US"/>
+        </w:rPr>
+        <w:t>yaml</w:t>
+      </w:r>
+      <w:proofErr w:type="spellEnd"/>
+      <w:r>
+        <w:t xml:space="preserve"> </w:t>
       </w:r>
       <w:r>
         <w:t xml:space="preserve">значение параметра </w:t>
@@ -3573,23 +3597,19 @@
         <w:t xml:space="preserve"> </w:t>
       </w:r>
       <w:r>
-        <w:t>стал</w:t>
-      </w:r>
-      <w:r>
-        <w:t>о</w:t>
-      </w:r>
-      <w:r>
-        <w:t xml:space="preserve"> 6382</w:t>
-      </w:r>
-      <w:r>
-        <w:t>/</w:t>
-      </w:r>
-      <w:r>
-        <w:rPr>
-          <w:lang w:val="en-US"/>
-        </w:rPr>
-        <w:t>TCP</w:t>
-      </w:r>
+        <w:t xml:space="preserve">изменилось с </w:t>
+      </w:r>
+      <w:r>
+        <w:t xml:space="preserve"> </w:t>
+      </w:r>
+      <w:r>
+        <w:t xml:space="preserve">6379 на </w:t>
+      </w:r>
+      <w:r>
+        <w:t>6382</w:t>
+      </w:r>
+      <w:bookmarkStart w:id="0" w:name="_GoBack"/>
+      <w:bookmarkEnd w:id="0"/>
       <w:r>
         <w:t>.</w:t>
       </w:r>
